--- a/user_guides/individual_programs/album_art_sync/Album_Art_Synchronizer_User_Guide.docx
+++ b/user_guides/individual_programs/album_art_sync/Album_Art_Synchronizer_User_Guide.docx
@@ -55,7 +55,15 @@
         <w:pStyle w:val="ListNumber"/>
       </w:pPr>
       <w:r>
-        <w:t>MusicBrainz: identifies the release and supplies IDs needed by Fanart.tv.</w:t>
+        <w:t>Cover Art Archive: queried first. When the first file carries a MusicBrainz release ID (written by the Audio Fingerprinter's identifier write), the exact release is looked up; otherwise the release-group IDs are used.</w:t>
+      </w:r>
+    </w:p>
+    <w:p>
+      <w:pPr>
+        <w:pStyle w:val="ListNumber"/>
+      </w:pPr>
+      <w:r>
+        <w:t>MusicBrainz: identifies the release and supplies the IDs needed by Cover Art Archive and Fanart.tv.</w:t>
       </w:r>
     </w:p>
     <w:p>
@@ -134,7 +142,7 @@
         <w:t xml:space="preserve">Trusted source: </w:t>
       </w:r>
       <w:r>
-        <w:t>Fanart.tv candidates skip album-name filtering because the MusicBrainz identity has already been used.</w:t>
+        <w:t>Cover Art Archive and Fanart.tv candidates skip album-name filtering because the MusicBrainz identity has already been used.</w:t>
       </w:r>
     </w:p>
     <w:p>

--- a/user_guides/individual_programs/album_art_sync/Album_Art_Synchronizer_User_Guide.docx
+++ b/user_guides/individual_programs/album_art_sync/Album_Art_Synchronizer_User_Guide.docx
@@ -467,7 +467,12 @@
     </w:p>
     <w:p>
       <w:r>
-        <w:t>Fanart.tv credentials are loaded from album_art_config.json next to the tool and are encrypted through the suite KeyManager. The configuration loader can create a default template when the file is missing. Do not place credentials in the guide, source code, or command line.</w:t>
+        <w:t>Fanart.tv credentials are loaded from one file, `album_art_sync/config/album_art_config.json`, and are encrypted through the suite KeyManager with the key stored beside it as `album_art_config.key`. The window and every command-line or batch run read that same file, so a key entered once in the window is used everywhere.</w:t>
+      </w:r>
+    </w:p>
+    <w:p>
+      <w:r>
+        <w:t>If the file is missing, the loader looks for a copy left by an earlier version in `album_art_sync/album_art_config.json` or `album_art_sync/core/album_art_config.json`. When it finds one it copies the file and its `.key` into the config folder and leaves the originals untouched, so you can still recover them by hand. If the file is missing entirely, a template with empty keys is created. Do not place credentials in the guide, source code, or command line.</w:t>
       </w:r>
     </w:p>
     <w:p>
